--- a/data/numeric/input/data_63/1_苏57M战机详述.docx
+++ b/data/numeric/input/data_63/1_苏57M战机详述.docx
@@ -6660,26 +6660,18 @@
 
 <file path=customXml/item3.xml><?xml version="1.0" encoding="utf-8"?>
 <p:properties xmlns:p="http://schemas.microsoft.com/office/2006/metadata/properties" xmlns:xsi="http://www.w3.org/2001/XMLSchema-instance" xmlns:pc="http://schemas.microsoft.com/office/infopath/2007/PartnerControls">
-  <documentManagement>
-    <SharedWithUsers xmlns="eca6eae4-1627-4e8d-9a6b-5b4dd91506e7">
-      <UserInfo>
-        <DisplayName/>
-        <AccountId xsi:nil="true"/>
-        <AccountType/>
-      </UserInfo>
-    </SharedWithUsers>
-  </documentManagement>
+  <documentManagement/>
 </p:properties>
 </file>
 
 <file path=customXml/itemProps1.xml><?xml version="1.0" encoding="utf-8"?>
-<ds:datastoreItem xmlns:ds="http://schemas.openxmlformats.org/officeDocument/2006/customXml" ds:itemID="{23372D13-78F5-4248-9F05-7956FC0BAB7D}"/>
+<ds:datastoreItem xmlns:ds="http://schemas.openxmlformats.org/officeDocument/2006/customXml" ds:itemID="{DE3FFFCA-6F79-40BE-91D3-41C2EEEFD0AF}"/>
 </file>
 
 <file path=customXml/itemProps2.xml><?xml version="1.0" encoding="utf-8"?>
-<ds:datastoreItem xmlns:ds="http://schemas.openxmlformats.org/officeDocument/2006/customXml" ds:itemID="{D77A8A49-F670-469F-B490-5C6977030695}"/>
+<ds:datastoreItem xmlns:ds="http://schemas.openxmlformats.org/officeDocument/2006/customXml" ds:itemID="{8E179060-EEAC-43EC-93AC-C429B9AE4290}"/>
 </file>
 
 <file path=customXml/itemProps3.xml><?xml version="1.0" encoding="utf-8"?>
-<ds:datastoreItem xmlns:ds="http://schemas.openxmlformats.org/officeDocument/2006/customXml" ds:itemID="{B946D20B-00D5-454B-A58C-C2C0F78554DD}"/>
+<ds:datastoreItem xmlns:ds="http://schemas.openxmlformats.org/officeDocument/2006/customXml" ds:itemID="{A538D9A3-9DE1-47F3-9DC0-310443CA6520}"/>
 </file>